--- a/docs/RSP.docx
+++ b/docs/RSP.docx
@@ -452,7 +452,7 @@
           <w:rFonts w:hint="default"/>
           <w:sz w:val="28"/>
           <w:szCs w:val="22"/>
-          <w:lang w:val="en-US" w:eastAsia="en-US"/>
+          <w:lang w:val="ru-RU" w:eastAsia="en-US"/>
         </w:rPr>
       </w:pPr>
       <w:r>
@@ -470,7 +470,16 @@
           <w:szCs w:val="22"/>
           <w:lang w:val="en-US" w:eastAsia="en-US"/>
         </w:rPr>
-        <w:t>11</w:t>
+        <w:t>1</w:t>
+      </w:r>
+      <w:r>
+        <w:rPr>
+          <w:rFonts w:hint="default"/>
+          <w:sz w:val="28"/>
+          <w:szCs w:val="22"/>
+          <w:lang w:val="ru-RU" w:eastAsia="en-US"/>
+        </w:rPr>
+        <w:t>5</w:t>
       </w:r>
     </w:p>
     <w:p>
@@ -1146,24 +1155,24 @@
           <w:rFonts w:hint="default" w:ascii="Times New Roman" w:hAnsi="Times New Roman" w:cs="Times New Roman"/>
           <w:sz w:val="28"/>
           <w:szCs w:val="28"/>
+          <w:lang w:val="ru-RU"/>
+        </w:rPr>
+      </w:pPr>
+      <w:r>
+        <w:rPr>
+          <w:rFonts w:hint="default" w:ascii="Times New Roman" w:hAnsi="Times New Roman" w:cs="Times New Roman"/>
+          <w:sz w:val="28"/>
+          <w:szCs w:val="28"/>
+        </w:rPr>
+        <w:t xml:space="preserve">Документ включает в себя страниц — </w:t>
+      </w:r>
+      <w:r>
+        <w:rPr>
+          <w:rFonts w:hint="default" w:ascii="Times New Roman" w:hAnsi="Times New Roman" w:cs="Times New Roman"/>
+          <w:sz w:val="28"/>
+          <w:szCs w:val="28"/>
           <w:lang w:val="en-US"/>
         </w:rPr>
-      </w:pPr>
-      <w:r>
-        <w:rPr>
-          <w:rFonts w:hint="default" w:ascii="Times New Roman" w:hAnsi="Times New Roman" w:cs="Times New Roman"/>
-          <w:sz w:val="28"/>
-          <w:szCs w:val="28"/>
-        </w:rPr>
-        <w:t xml:space="preserve">Документ включает в себя страниц — </w:t>
-      </w:r>
-      <w:r>
-        <w:rPr>
-          <w:rFonts w:hint="default" w:ascii="Times New Roman" w:hAnsi="Times New Roman" w:cs="Times New Roman"/>
-          <w:sz w:val="28"/>
-          <w:szCs w:val="28"/>
-          <w:lang w:val="en-US"/>
-        </w:rPr>
         <w:t>1</w:t>
       </w:r>
       <w:r>
@@ -1171,10 +1180,12 @@
           <w:rFonts w:hint="default" w:cs="Times New Roman"/>
           <w:sz w:val="28"/>
           <w:szCs w:val="28"/>
-          <w:lang w:val="en-US"/>
-        </w:rPr>
-        <w:t>1.</w:t>
-      </w:r>
+          <w:lang w:val="ru-RU"/>
+        </w:rPr>
+        <w:t>5.</w:t>
+      </w:r>
+      <w:bookmarkStart w:id="5" w:name="_GoBack"/>
+      <w:bookmarkEnd w:id="5"/>
     </w:p>
     <w:p>
       <w:pPr>
@@ -11058,8 +11069,6 @@
         </w:rPr>
         <w:t>о</w:t>
       </w:r>
-      <w:bookmarkStart w:id="5" w:name="_GoBack"/>
-      <w:bookmarkEnd w:id="5"/>
       <w:r>
         <w:rPr>
           <w:rFonts w:hint="default" w:ascii="Times New Roman" w:hAnsi="Times New Roman"/>
@@ -11578,7 +11587,7 @@
     <w:lsdException w:qFormat="1" w:unhideWhenUsed="0" w:uiPriority="10" w:semiHidden="0" w:name="Title"/>
     <w:lsdException w:uiPriority="99" w:name="Closing"/>
     <w:lsdException w:uiPriority="99" w:name="Signature"/>
-    <w:lsdException w:uiPriority="1" w:name="Default Paragraph Font"/>
+    <w:lsdException w:qFormat="1" w:uiPriority="1" w:name="Default Paragraph Font"/>
     <w:lsdException w:uiPriority="99" w:name="Body Text"/>
     <w:lsdException w:uiPriority="99" w:name="Body Text Indent"/>
     <w:lsdException w:uiPriority="99" w:name="List Continue"/>
@@ -11599,7 +11608,7 @@
     <w:lsdException w:uiPriority="99" w:name="Body Text Indent 3"/>
     <w:lsdException w:uiPriority="99" w:name="Block Text"/>
     <w:lsdException w:qFormat="1" w:uiPriority="99" w:semiHidden="0" w:name="Hyperlink"/>
-    <w:lsdException w:uiPriority="99" w:name="FollowedHyperlink"/>
+    <w:lsdException w:qFormat="1" w:uiPriority="99" w:name="FollowedHyperlink"/>
     <w:lsdException w:qFormat="1" w:unhideWhenUsed="0" w:uiPriority="22" w:semiHidden="0" w:name="Strong"/>
     <w:lsdException w:qFormat="1" w:unhideWhenUsed="0" w:uiPriority="20" w:semiHidden="0" w:name="Emphasis"/>
     <w:lsdException w:uiPriority="99" w:name="Document Map"/>
@@ -11704,6 +11713,7 @@
     <w:name w:val="Default Paragraph Font"/>
     <w:semiHidden/>
     <w:unhideWhenUsed/>
+    <w:qFormat/>
     <w:uiPriority w:val="1"/>
   </w:style>
   <w:style w:type="table" w:default="1" w:styleId="4">
@@ -11726,6 +11736,7 @@
     <w:basedOn w:val="3"/>
     <w:semiHidden/>
     <w:unhideWhenUsed/>
+    <w:qFormat/>
     <w:uiPriority w:val="99"/>
     <w:rPr>
       <w:color w:val="800080"/>
@@ -11823,6 +11834,7 @@
       <w:jc w:val="left"/>
     </w:pPr>
     <w:rPr>
+      <w:rFonts w:ascii="Times New Roman" w:hAnsi="Times New Roman" w:eastAsia="SimSun" w:cs="Times New Roman"/>
       <w:kern w:val="0"/>
       <w:sz w:val="24"/>
       <w:szCs w:val="24"/>
